--- a/Quanta, Actually - SERIES/QED Course/chapters/Lesson 35 Fock Space.docx
+++ b/Quanta, Actually - SERIES/QED Course/chapters/Lesson 35 Fock Space.docx
@@ -17,7 +17,7 @@
         <w:jc w:val="center"/>
       </w:pPr>
       <w:r>
-        <w:t>Lesson 35 of the Complete Quantum Electrodynamics Course</w:t>
+        <w:t>Lesson 35 of Quantum, Actually, Volume 2: A QED Course</w:t>
       </w:r>
     </w:p>
     <w:p>
@@ -272,7 +272,43 @@
           </w:tcPr>
           <w:p>
             <w:r>
-              <w:t>|p, q⟩ = √(2E_p 2E_q) a_p†a_q†|0⟩</w:t>
+              <w:t>|p, q⟩ = √(2E</w:t>
+            </w:r>
+            <w:r>
+              <w:rPr>
+                <w:vertAlign w:val="subscript"/>
+              </w:rPr>
+              <w:t>p</w:t>
+            </w:r>
+            <w:r>
+              <w:t xml:space="preserve"> 2E</w:t>
+            </w:r>
+            <w:r>
+              <w:rPr>
+                <w:vertAlign w:val="subscript"/>
+              </w:rPr>
+              <w:t>q</w:t>
+            </w:r>
+            <w:r>
+              <w:t>) a</w:t>
+            </w:r>
+            <w:r>
+              <w:rPr>
+                <w:vertAlign w:val="subscript"/>
+              </w:rPr>
+              <w:t>p†</w:t>
+            </w:r>
+            <w:r>
+              <w:t>a</w:t>
+            </w:r>
+            <w:r>
+              <w:rPr>
+                <w:vertAlign w:val="subscript"/>
+              </w:rPr>
+              <w:t>q†</w:t>
+            </w:r>
+            <w:r>
+              <w:t>|0⟩</w:t>
             </w:r>
           </w:p>
         </w:tc>
@@ -383,7 +419,34 @@
           </w:tcPr>
           <w:p>
             <w:r>
-              <w:t>D_(ij) = D(x_i − x_j)</w:t>
+              <w:t>D</w:t>
+            </w:r>
+            <w:r>
+              <w:rPr>
+                <w:vertAlign w:val="subscript"/>
+              </w:rPr>
+              <w:t>ij</w:t>
+            </w:r>
+            <w:r>
+              <w:t xml:space="preserve"> = D(x</w:t>
+            </w:r>
+            <w:r>
+              <w:rPr>
+                <w:vertAlign w:val="subscript"/>
+              </w:rPr>
+              <w:t>i</w:t>
+            </w:r>
+            <w:r>
+              <w:t xml:space="preserve"> − x</w:t>
+            </w:r>
+            <w:r>
+              <w:rPr>
+                <w:vertAlign w:val="subscript"/>
+              </w:rPr>
+              <w:t>j</w:t>
+            </w:r>
+            <w:r>
+              <w:t>)</w:t>
             </w:r>
           </w:p>
         </w:tc>
@@ -400,7 +463,25 @@
           </w:tcPr>
           <w:p>
             <w:r>
-              <w:t>Two-point function ⟨0|φ(x_i)φ(x_j)|0⟩</w:t>
+              <w:t>Two-point function ⟨0|φ(x</w:t>
+            </w:r>
+            <w:r>
+              <w:rPr>
+                <w:vertAlign w:val="subscript"/>
+              </w:rPr>
+              <w:t>i</w:t>
+            </w:r>
+            <w:r>
+              <w:t>)φ(x</w:t>
+            </w:r>
+            <w:r>
+              <w:rPr>
+                <w:vertAlign w:val="subscript"/>
+              </w:rPr>
+              <w:t>j</w:t>
+            </w:r>
+            <w:r>
+              <w:t>)|0⟩</w:t>
             </w:r>
           </w:p>
         </w:tc>
@@ -420,7 +501,25 @@
           </w:tcPr>
           <w:p>
             <w:r>
-              <w:t>⟨φ_iφ_j⟩</w:t>
+              <w:t>⟨φ</w:t>
+            </w:r>
+            <w:r>
+              <w:rPr>
+                <w:vertAlign w:val="subscript"/>
+              </w:rPr>
+              <w:t>i</w:t>
+            </w:r>
+            <w:r>
+              <w:t>φ</w:t>
+            </w:r>
+            <w:r>
+              <w:rPr>
+                <w:vertAlign w:val="subscript"/>
+              </w:rPr>
+              <w:t>j</w:t>
+            </w:r>
+            <w:r>
+              <w:t>⟩</w:t>
             </w:r>
           </w:p>
         </w:tc>
@@ -438,7 +537,25 @@
           </w:tcPr>
           <w:p>
             <w:r>
-              <w:t>Contraction, the vacuum expectation value of φ(x_i)φ(x_j)</w:t>
+              <w:t>Contraction, the vacuum expectation value of φ(x</w:t>
+            </w:r>
+            <w:r>
+              <w:rPr>
+                <w:vertAlign w:val="subscript"/>
+              </w:rPr>
+              <w:t>i</w:t>
+            </w:r>
+            <w:r>
+              <w:t>)φ(x</w:t>
+            </w:r>
+            <w:r>
+              <w:rPr>
+                <w:vertAlign w:val="subscript"/>
+              </w:rPr>
+              <w:t>j</w:t>
+            </w:r>
+            <w:r>
+              <w:t>)</w:t>
             </w:r>
           </w:p>
         </w:tc>
@@ -457,7 +574,16 @@
           </w:tcPr>
           <w:p>
             <w:r>
-              <w:t>E_Cas</w:t>
+              <w:t>E</w:t>
+            </w:r>
+            <w:r>
+              <w:rPr>
+                <w:vertAlign w:val="subscript"/>
+              </w:rPr>
+              <w:t>C</w:t>
+            </w:r>
+            <w:r>
+              <w:t>as</w:t>
             </w:r>
           </w:p>
         </w:tc>
@@ -494,7 +620,22 @@
           </w:tcPr>
           <w:p>
             <w:r>
-              <w:t>N_a, N_b</w:t>
+              <w:t>N</w:t>
+            </w:r>
+            <w:r>
+              <w:rPr>
+                <w:vertAlign w:val="subscript"/>
+              </w:rPr>
+              <w:t>a</w:t>
+            </w:r>
+            <w:r>
+              <w:t>, N</w:t>
+            </w:r>
+            <w:r>
+              <w:rPr>
+                <w:vertAlign w:val="subscript"/>
+              </w:rPr>
+              <w:t>b</w:t>
             </w:r>
           </w:p>
         </w:tc>
@@ -620,7 +761,61 @@
     </w:p>
     <w:p>
       <w:r>
-        <w:t>with ℋ₀ one dimensional, ℋ₁ the space of single-particle wave functions ψ̃(p), and ℋₙ the space of symmetric functions of n momenta. The symmetry is not an extra rule: it follows from the commutation [a_p†, a_q†] = 0, which makes a_p†a_q†|0⟩ = a_q†a_p†|0⟩. Lesson 17 imposed symmetry on the wave functions of identical bosons as a postulate, and here it is a consequence of the structure of the field. A state in ℱ can have components in several sectors, and a state with a definite number of particles lies in a single ℋₙ.</w:t>
+        <w:t>with ℋ₀ one dimensional, ℋ₁ the space of single-particle wave functions ψ̃(p), and ℋₙ the space of symmetric functions of n momenta. The symmetry is not an extra rule: it follows from the commutation [a</w:t>
+      </w:r>
+      <w:r>
+        <w:rPr>
+          <w:vertAlign w:val="subscript"/>
+        </w:rPr>
+        <w:t>p†</w:t>
+      </w:r>
+      <w:r>
+        <w:t>, a</w:t>
+      </w:r>
+      <w:r>
+        <w:rPr>
+          <w:vertAlign w:val="subscript"/>
+        </w:rPr>
+        <w:t>q†</w:t>
+      </w:r>
+      <w:r>
+        <w:t>] = 0, which makes a</w:t>
+      </w:r>
+      <w:r>
+        <w:rPr>
+          <w:vertAlign w:val="subscript"/>
+        </w:rPr>
+        <w:t>p†</w:t>
+      </w:r>
+      <w:r>
+        <w:t>a</w:t>
+      </w:r>
+      <w:r>
+        <w:rPr>
+          <w:vertAlign w:val="subscript"/>
+        </w:rPr>
+        <w:t>q†</w:t>
+      </w:r>
+      <w:r>
+        <w:t>|0⟩ = a</w:t>
+      </w:r>
+      <w:r>
+        <w:rPr>
+          <w:vertAlign w:val="subscript"/>
+        </w:rPr>
+        <w:t>q†</w:t>
+      </w:r>
+      <w:r>
+        <w:t>a</w:t>
+      </w:r>
+      <w:r>
+        <w:rPr>
+          <w:vertAlign w:val="subscript"/>
+        </w:rPr>
+        <w:t>p†</w:t>
+      </w:r>
+      <w:r>
+        <w:t>|0⟩. Lesson 17 imposed symmetry on the wave functions of identical bosons as a postulate, and here it is a consequence of the structure of the field. A state in ℱ can have components in several sectors, and a state with a definite number of particles lies in a single ℋₙ.</w:t>
       </w:r>
     </w:p>
     <w:p>
@@ -835,7 +1030,88 @@
     </w:p>
     <w:p>
       <w:r>
-        <w:t>The factor 1/√n! compensates for the n! equal contributions to the norm. The overlap ⟨0|a_(q₁)⋯a_(qₙ)a_(p₁)†⋯a_(pₙ)†|0⟩ is a sum over the n! permutations of products of delta functions, (2π)^(3n)Σ_σΠ_iδ³(q_i − p_(σ(i))), and for symmetric ψ̃ each permutation gives the same contribution, so</w:t>
+        <w:t>The factor 1/√n! compensates for the n! equal contributions to the norm. The overlap ⟨0|a</w:t>
+      </w:r>
+      <w:r>
+        <w:rPr>
+          <w:vertAlign w:val="subscript"/>
+        </w:rPr>
+        <w:t>q₁</w:t>
+      </w:r>
+      <w:r>
+        <w:t>⋯a</w:t>
+      </w:r>
+      <w:r>
+        <w:rPr>
+          <w:vertAlign w:val="subscript"/>
+        </w:rPr>
+        <w:t>qₙ</w:t>
+      </w:r>
+      <w:r>
+        <w:t>a</w:t>
+      </w:r>
+      <w:r>
+        <w:rPr>
+          <w:vertAlign w:val="subscript"/>
+        </w:rPr>
+        <w:t>p₁</w:t>
+      </w:r>
+      <w:r>
+        <w:t>†⋯a</w:t>
+      </w:r>
+      <w:r>
+        <w:rPr>
+          <w:vertAlign w:val="subscript"/>
+        </w:rPr>
+        <w:t>pₙ</w:t>
+      </w:r>
+      <w:r>
+        <w:t>†|0⟩ is a sum over the n! permutations of products of delta functions, (2π)</w:t>
+      </w:r>
+      <w:r>
+        <w:rPr>
+          <w:vertAlign w:val="superscript"/>
+        </w:rPr>
+        <w:t>3n</w:t>
+      </w:r>
+      <w:r>
+        <w:t>Σ</w:t>
+      </w:r>
+      <w:r>
+        <w:rPr>
+          <w:vertAlign w:val="subscript"/>
+        </w:rPr>
+        <w:t>σ</w:t>
+      </w:r>
+      <w:r>
+        <w:t>Π</w:t>
+      </w:r>
+      <w:r>
+        <w:rPr>
+          <w:vertAlign w:val="subscript"/>
+        </w:rPr>
+        <w:t>i</w:t>
+      </w:r>
+      <w:r>
+        <w:t>δ³(q</w:t>
+      </w:r>
+      <w:r>
+        <w:rPr>
+          <w:vertAlign w:val="subscript"/>
+        </w:rPr>
+        <w:t>i</w:t>
+      </w:r>
+      <w:r>
+        <w:t xml:space="preserve"> − p</w:t>
+      </w:r>
+      <w:r>
+        <w:rPr>
+          <w:vertAlign w:val="subscript"/>
+        </w:rPr>
+        <w:t>σ(i)</w:t>
+      </w:r>
+      <w:r>
+        <w:t>), and for symmetric ψ̃ each permutation gives the same contribution, so</w:t>
       </w:r>
     </w:p>
     <w:p>
@@ -996,7 +1272,43 @@
     </w:p>
     <w:p>
       <w:r>
-        <w:t>Compute the inner product of two-particle states. With |p, q⟩ = √(2E_p2E_q)a_p†a_q†|0⟩,</w:t>
+        <w:t>Compute the inner product of two-particle states. With |p, q⟩ = √(2E</w:t>
+      </w:r>
+      <w:r>
+        <w:rPr>
+          <w:vertAlign w:val="subscript"/>
+        </w:rPr>
+        <w:t>p</w:t>
+      </w:r>
+      <w:r>
+        <w:t>2E</w:t>
+      </w:r>
+      <w:r>
+        <w:rPr>
+          <w:vertAlign w:val="subscript"/>
+        </w:rPr>
+        <w:t>q</w:t>
+      </w:r>
+      <w:r>
+        <w:t>)a</w:t>
+      </w:r>
+      <w:r>
+        <w:rPr>
+          <w:vertAlign w:val="subscript"/>
+        </w:rPr>
+        <w:t>p†</w:t>
+      </w:r>
+      <w:r>
+        <w:t>a</w:t>
+      </w:r>
+      <w:r>
+        <w:rPr>
+          <w:vertAlign w:val="subscript"/>
+        </w:rPr>
+        <w:t>q†</w:t>
+      </w:r>
+      <w:r>
+        <w:t>|0⟩,</w:t>
       </w:r>
     </w:p>
     <w:p>
@@ -1197,7 +1509,43 @@
     </w:p>
     <w:p>
       <w:r>
-        <w:t>using ⟨0|a_(q′)a_(p′)a_p†a_q†|0⟩ = (2π)⁶[δ³(p′ − p)δ³(q′ − q) + δ³(p′ − q)δ³(q′ − p)] and setting the energy factors equal on the support of the delta functions. The two terms are the direct and exchange contributions, reflecting that the two identical particles can be assigned to the two momenta in two ways. The state |p, q⟩ is symmetric under p ↔ q, and the normalization is the product of the one-particle normalizations, symmetrized.</w:t>
+        <w:t>using ⟨0|a</w:t>
+      </w:r>
+      <w:r>
+        <w:rPr>
+          <w:vertAlign w:val="subscript"/>
+        </w:rPr>
+        <w:t>q′</w:t>
+      </w:r>
+      <w:r>
+        <w:t>a</w:t>
+      </w:r>
+      <w:r>
+        <w:rPr>
+          <w:vertAlign w:val="subscript"/>
+        </w:rPr>
+        <w:t>p′</w:t>
+      </w:r>
+      <w:r>
+        <w:t>a</w:t>
+      </w:r>
+      <w:r>
+        <w:rPr>
+          <w:vertAlign w:val="subscript"/>
+        </w:rPr>
+        <w:t>p†</w:t>
+      </w:r>
+      <w:r>
+        <w:t>a</w:t>
+      </w:r>
+      <w:r>
+        <w:rPr>
+          <w:vertAlign w:val="subscript"/>
+        </w:rPr>
+        <w:t>q†</w:t>
+      </w:r>
+      <w:r>
+        <w:t>|0⟩ = (2π)⁶[δ³(p′ − p)δ³(q′ − q) + δ³(p′ − q)δ³(q′ − p)] and setting the energy factors equal on the support of the delta functions. The two terms are the direct and exchange contributions, reflecting that the two identical particles can be assigned to the two momenta in two ways. The state |p, q⟩ is symmetric under p ↔ q, and the normalization is the product of the one-particle normalizations, symmetrized.</w:t>
       </w:r>
     </w:p>
     <w:p>
@@ -1604,7 +1952,34 @@
     </w:p>
     <w:p>
       <w:r>
-        <w:t>with o(p, q) the matrix element of the corresponding single-particle operator. The number operator has o(p, q) = (2π)³δ³(p − q), the Hamiltonian has o = E_p(2π)³δ³(p − q), and the momentum operator has o = p(2π)³δ³(p − q), all diagonal (Lesson 33 and Lesson 34). On a one-particle state, O a_k†|0⟩ = ∫d³p/(2π)³ o(p, k)a_p†|0⟩ (Exercise 4), so the operator reproduces the single-particle matrix elements, and on an n-particle state it acts as the sum of its action on each particle. These operators conserve the particle number.</w:t>
+        <w:t>with o(p, q) the matrix element of the corresponding single-particle operator. The number operator has o(p, q) = (2π)³δ³(p − q), the Hamiltonian has o = E</w:t>
+      </w:r>
+      <w:r>
+        <w:rPr>
+          <w:vertAlign w:val="subscript"/>
+        </w:rPr>
+        <w:t>p</w:t>
+      </w:r>
+      <w:r>
+        <w:t>(2π)³δ³(p − q), and the momentum operator has o = p(2π)³δ³(p − q), all diagonal (Lesson 33 and Lesson 34). On a one-particle state, O a</w:t>
+      </w:r>
+      <w:r>
+        <w:rPr>
+          <w:vertAlign w:val="subscript"/>
+        </w:rPr>
+        <w:t>k†</w:t>
+      </w:r>
+      <w:r>
+        <w:t>|0⟩ = ∫d³p/(2π)³ o(p, k)a</w:t>
+      </w:r>
+      <w:r>
+        <w:rPr>
+          <w:vertAlign w:val="subscript"/>
+        </w:rPr>
+        <w:t>p†</w:t>
+      </w:r>
+      <w:r>
+        <w:t>|0⟩ (Exercise 4), so the operator reproduces the single-particle matrix elements, and on an n-particle state it acts as the sum of its action on each particle. These operators conserve the particle number.</w:t>
       </w:r>
     </w:p>
     <w:p>
@@ -1630,7 +2005,79 @@
     </w:p>
     <w:p>
       <w:r>
-        <w:t>For several kinds of particles, each with its own ladder operators, the Fock space is the tensor product of the Fock spaces of the species. The complex scalar field has particles created by a_p† and antiparticles created by b_p†, and ℱ = ℱ_a ⊗ ℱ_b, with [a, b] = [a, b†] = 0 so that operators of different species commute. The states are labeled by two sets of occupation numbers. The state a_p†b_q†|0⟩, with one particle and one antiparticle, has charge Q₀(1 − 1) = 0, with Q₀ the charge carried by one particle, and both N_a and N_b are separately conserved in the free theory. The Fock space of QED will be a tensor product of the spaces of electrons, positrons, and photons (Lessons 36 and 38).</w:t>
+        <w:t>For several kinds of particles, each with its own ladder operators, the Fock space is the tensor product of the Fock spaces of the species. The complex scalar field has particles created by a</w:t>
+      </w:r>
+      <w:r>
+        <w:rPr>
+          <w:vertAlign w:val="subscript"/>
+        </w:rPr>
+        <w:t>p†</w:t>
+      </w:r>
+      <w:r>
+        <w:t xml:space="preserve"> and antiparticles created by b</w:t>
+      </w:r>
+      <w:r>
+        <w:rPr>
+          <w:vertAlign w:val="subscript"/>
+        </w:rPr>
+        <w:t>p†</w:t>
+      </w:r>
+      <w:r>
+        <w:t>, and ℱ = ℱ</w:t>
+      </w:r>
+      <w:r>
+        <w:rPr>
+          <w:vertAlign w:val="subscript"/>
+        </w:rPr>
+        <w:t>a</w:t>
+      </w:r>
+      <w:r>
+        <w:t xml:space="preserve"> ⊗ ℱ</w:t>
+      </w:r>
+      <w:r>
+        <w:rPr>
+          <w:vertAlign w:val="subscript"/>
+        </w:rPr>
+        <w:t>b</w:t>
+      </w:r>
+      <w:r>
+        <w:t>, with [a, b] = [a, b†] = 0 so that operators of different species commute. The states are labeled by two sets of occupation numbers. The state a</w:t>
+      </w:r>
+      <w:r>
+        <w:rPr>
+          <w:vertAlign w:val="subscript"/>
+        </w:rPr>
+        <w:t>p†</w:t>
+      </w:r>
+      <w:r>
+        <w:t>b</w:t>
+      </w:r>
+      <w:r>
+        <w:rPr>
+          <w:vertAlign w:val="subscript"/>
+        </w:rPr>
+        <w:t>q†</w:t>
+      </w:r>
+      <w:r>
+        <w:t>|0⟩, with one particle and one antiparticle, has charge Q₀(1 − 1) = 0, with Q₀ the charge carried by one particle, and both N</w:t>
+      </w:r>
+      <w:r>
+        <w:rPr>
+          <w:vertAlign w:val="subscript"/>
+        </w:rPr>
+        <w:t>a</w:t>
+      </w:r>
+      <w:r>
+        <w:t xml:space="preserve"> and N</w:t>
+      </w:r>
+      <w:r>
+        <w:rPr>
+          <w:vertAlign w:val="subscript"/>
+        </w:rPr>
+        <w:t>b</w:t>
+      </w:r>
+      <w:r>
+        <w:t xml:space="preserve"> are separately conserved in the free theory. The Fock space of QED will be a tensor product of the spaces of electrons, positrons, and photons (Lessons 36 and 38).</w:t>
       </w:r>
     </w:p>
     <w:p>
@@ -2124,7 +2571,25 @@
     </w:p>
     <w:p>
       <w:r>
-        <w:t>The discarded quantity is the infinite constant (1/2)∫d³p E_pδ³(0). The choice is justified because the constant is the same for every state, so that energy differences, the only quantities that enter transition rates, are unchanged (Lesson 33, Exercise 10). A constant added to the Hamiltonian has no effect on the dynamics: it multiplies every state by a common phase e^(−iEt), which cancels in every probability. The vacuum energy matters only if gravity is included, since gravity couples to the total energy, and this is the origin of the cosmological constant problem, which is beyond this course.</w:t>
+        <w:t>The discarded quantity is the infinite constant (1/2)∫d³p E</w:t>
+      </w:r>
+      <w:r>
+        <w:rPr>
+          <w:vertAlign w:val="subscript"/>
+        </w:rPr>
+        <w:t>p</w:t>
+      </w:r>
+      <w:r>
+        <w:t>δ³(0). The choice is justified because the constant is the same for every state, so that energy differences, the only quantities that enter transition rates, are unchanged (Lesson 33, Exercise 10). A constant added to the Hamiltonian has no effect on the dynamics: it multiplies every state by a common phase e</w:t>
+      </w:r>
+      <w:r>
+        <w:rPr>
+          <w:vertAlign w:val="superscript"/>
+        </w:rPr>
+        <w:t>−iEt</w:t>
+      </w:r>
+      <w:r>
+        <w:t>, which cancels in every probability. The vacuum energy matters only if gravity is included, since gravity couples to the total energy, and this is the origin of the cosmological constant problem, which is beyond this course.</w:t>
       </w:r>
     </w:p>
     <w:p>
@@ -2138,7 +2603,79 @@
     </w:p>
     <w:p>
       <w:r>
-        <w:t>Normal order φ² for the free field. Writing φ = φ⁺ + φ⁻ with φ⁺ = ∫d³p/(2π)³(2E_p)^(−1/2)a_pe^(−ip·x) containing annihilation operators and φ⁻ = ∫d³p/(2π)³(2E_p)^(−1/2)a_p†e^(ip·x) containing creation operators, φ² = φ⁺φ⁺ + φ⁺φ⁻ + φ⁻φ⁺ + φ⁻φ⁻, and</w:t>
+        <w:t>Normal order φ² for the free field. Writing φ = φ⁺ + φ⁻ with φ⁺ = ∫d³p/(2π)³(2E</w:t>
+      </w:r>
+      <w:r>
+        <w:rPr>
+          <w:vertAlign w:val="subscript"/>
+        </w:rPr>
+        <w:t>p</w:t>
+      </w:r>
+      <w:r>
+        <w:t>)</w:t>
+      </w:r>
+      <w:r>
+        <w:rPr>
+          <w:vertAlign w:val="superscript"/>
+        </w:rPr>
+        <w:t>−1/2</w:t>
+      </w:r>
+      <w:r>
+        <w:t>a</w:t>
+      </w:r>
+      <w:r>
+        <w:rPr>
+          <w:vertAlign w:val="subscript"/>
+        </w:rPr>
+        <w:t>p</w:t>
+      </w:r>
+      <w:r>
+        <w:t>e</w:t>
+      </w:r>
+      <w:r>
+        <w:rPr>
+          <w:vertAlign w:val="superscript"/>
+        </w:rPr>
+        <w:t>−ip·x</w:t>
+      </w:r>
+      <w:r>
+        <w:t xml:space="preserve"> containing annihilation operators and φ⁻ = ∫d³p/(2π)³(2E</w:t>
+      </w:r>
+      <w:r>
+        <w:rPr>
+          <w:vertAlign w:val="subscript"/>
+        </w:rPr>
+        <w:t>p</w:t>
+      </w:r>
+      <w:r>
+        <w:t>)</w:t>
+      </w:r>
+      <w:r>
+        <w:rPr>
+          <w:vertAlign w:val="superscript"/>
+        </w:rPr>
+        <w:t>−1/2</w:t>
+      </w:r>
+      <w:r>
+        <w:t>a</w:t>
+      </w:r>
+      <w:r>
+        <w:rPr>
+          <w:vertAlign w:val="subscript"/>
+        </w:rPr>
+        <w:t>p†</w:t>
+      </w:r>
+      <w:r>
+        <w:t>e</w:t>
+      </w:r>
+      <w:r>
+        <w:rPr>
+          <w:vertAlign w:val="superscript"/>
+        </w:rPr>
+        <w:t>ip·x</w:t>
+      </w:r>
+      <w:r>
+        <w:t xml:space="preserve"> containing creation operators, φ² = φ⁺φ⁺ + φ⁺φ⁻ + φ⁻φ⁺ + φ⁻φ⁻, and</w:t>
       </w:r>
     </w:p>
     <w:p>
@@ -2751,7 +3288,34 @@
     </w:p>
     <w:p>
       <w:r>
-        <w:t>Consider ⟨0|φ(x₁)φ(x₂)φ(x₃)φ(x₄)|0⟩. On the left only the annihilation part of φ(x₁) can contribute, since ⟨0|φ⁻ = 0, and on the right only the creation part of φ(x₄), since φ⁺|0⟩ = 0, so the quantity is ⟨0|φ⁺(x₁)φ(x₂)φ(x₃)φ⁻(x₄)|0⟩. Now move φ⁺(x₁) to the right through the other fields, using [φ⁺(x₁), φ(x_j)] = [φ⁺(x₁), φ⁻(x_j)] = D(x₁ − x_j), a number. Each commutation leaves a c-number times the remaining fields, and the term with φ⁺(x₁) standing at the far right vanishes because it annihilates the vacuum.</w:t>
+        <w:t>Consider ⟨0|φ(x₁)φ(x₂)φ(x₃)φ(x₄)|0⟩. On the left only the annihilation part of φ(x₁) can contribute, since ⟨0|φ⁻ = 0, and on the right only the creation part of φ(x₄), since φ⁺|0⟩ = 0, so the quantity is ⟨0|φ⁺(x₁)φ(x₂)φ(x₃)φ⁻(x₄)|0⟩. Now move φ⁺(x₁) to the right through the other fields, using [φ⁺(x₁), φ(x</w:t>
+      </w:r>
+      <w:r>
+        <w:rPr>
+          <w:vertAlign w:val="subscript"/>
+        </w:rPr>
+        <w:t>j</w:t>
+      </w:r>
+      <w:r>
+        <w:t>)] = [φ⁺(x₁), φ⁻(x</w:t>
+      </w:r>
+      <w:r>
+        <w:rPr>
+          <w:vertAlign w:val="subscript"/>
+        </w:rPr>
+        <w:t>j</w:t>
+      </w:r>
+      <w:r>
+        <w:t>)] = D(x₁ − x</w:t>
+      </w:r>
+      <w:r>
+        <w:rPr>
+          <w:vertAlign w:val="subscript"/>
+        </w:rPr>
+        <w:t>j</w:t>
+      </w:r>
+      <w:r>
+        <w:t>), a number. Each commutation leaves a c-number times the remaining fields, and the term with φ⁺(x₁) standing at the far right vanishes because it annihilates the vacuum.</w:t>
       </w:r>
     </w:p>
     <w:p>
@@ -3072,7 +3636,16 @@
     </w:p>
     <w:p>
       <w:r>
-        <w:t>The vacuum |0⟩ is the unique state annihilated by all a_p (Exercise 13), it has no momentum and no energy in the normal-ordered convention, and it is invariant under translations and Lorentz transformations. Its invariance under translations means that the two-point function depends only on the difference of the points: ⟨0|φ(x + a)φ(y + a)|0⟩ = ⟨0|φ(x)φ(y)|0⟩ (Exercise 14), and this is D(x − y). The vacuum is not empty in the sense that the field vanishes with certainty: ⟨0|φ(x)|0⟩ = 0, but ⟨0|φ(x)φ(y)|0⟩ = D(x − y) ≠ 0. The field fluctuates in the vacuum, with correlations that fall off like 1/(4π²r²) for a massless field (Lesson 32, Worked example 3).</w:t>
+        <w:t>The vacuum |0⟩ is the unique state annihilated by all a</w:t>
+      </w:r>
+      <w:r>
+        <w:rPr>
+          <w:vertAlign w:val="subscript"/>
+        </w:rPr>
+        <w:t>p</w:t>
+      </w:r>
+      <w:r>
+        <w:t xml:space="preserve"> (Exercise 13), it has no momentum and no energy in the normal-ordered convention, and it is invariant under translations and Lorentz transformations. Its invariance under translations means that the two-point function depends only on the difference of the points: ⟨0|φ(x + a)φ(y + a)|0⟩ = ⟨0|φ(x)φ(y)|0⟩ (Exercise 14), and this is D(x − y). The vacuum is not empty in the sense that the field vanishes with certainty: ⟨0|φ(x)|0⟩ = 0, but ⟨0|φ(x)φ(y)|0⟩ = D(x − y) ≠ 0. The field fluctuates in the vacuum, with correlations that fall off like 1/(4π²r²) for a massless field (Lesson 32, Worked example 3).</w:t>
       </w:r>
     </w:p>
     <w:p>
@@ -3085,7 +3658,25 @@
     </w:p>
     <w:p>
       <w:r>
-        <w:t>The zero-point energy that normal ordering discards is not devoid of physical content, because it depends on the environment. Consider a quantized field between two parallel perfectly conducting plates separated by a distance a. The boundary conditions on the plates allow only the modes with wave number k_z = nπ/a perpendicular to the plates, so the zero-point energy Σ(1/2)ω_k of the modes between the plates differs from that of the same region in free space. The infinite parts cancel when the difference is taken with a smooth cutoff, and what remains is finite and negative. For the electromagnetic field with its two polarizations, the energy per unit area of the plates is</w:t>
+        <w:t>The zero-point energy that normal ordering discards is not devoid of physical content, because it depends on the environment. Consider a quantized field between two parallel perfectly conducting plates separated by a distance a. The boundary conditions on the plates allow only the modes with wave number k</w:t>
+      </w:r>
+      <w:r>
+        <w:rPr>
+          <w:vertAlign w:val="subscript"/>
+        </w:rPr>
+        <w:t>z</w:t>
+      </w:r>
+      <w:r>
+        <w:t xml:space="preserve"> = nπ/a perpendicular to the plates, so the zero-point energy Σ(1/2)ω</w:t>
+      </w:r>
+      <w:r>
+        <w:rPr>
+          <w:vertAlign w:val="subscript"/>
+        </w:rPr>
+        <w:t>k</w:t>
+      </w:r>
+      <w:r>
+        <w:t xml:space="preserve"> of the modes between the plates differs from that of the same region in free space. The infinite parts cancel when the difference is taken with a smooth cutoff, and what remains is finite and negative. For the electromagnetic field with its two polarizations, the energy per unit area of the plates is</w:t>
       </w:r>
     </w:p>
     <w:p>
@@ -3497,7 +4088,34 @@
           </w:tcPr>
           <w:p>
             <w:r>
-              <w:t>The Fock space ℱ_e ⊗ ℱ_ē ⊗ ℱ_γ of electron, positron, and photon</w:t>
+              <w:t>The Fock space ℱ</w:t>
+            </w:r>
+            <w:r>
+              <w:rPr>
+                <w:vertAlign w:val="subscript"/>
+              </w:rPr>
+              <w:t>e</w:t>
+            </w:r>
+            <w:r>
+              <w:t xml:space="preserve"> ⊗ ℱ</w:t>
+            </w:r>
+            <w:r>
+              <w:rPr>
+                <w:vertAlign w:val="subscript"/>
+              </w:rPr>
+              <w:t>ē</w:t>
+            </w:r>
+            <w:r>
+              <w:t xml:space="preserve"> ⊗ ℱ</w:t>
+            </w:r>
+            <w:r>
+              <w:rPr>
+                <w:vertAlign w:val="subscript"/>
+              </w:rPr>
+              <w:t>γ</w:t>
+            </w:r>
+            <w:r>
+              <w:t xml:space="preserve"> of electron, positron, and photon</w:t>
             </w:r>
           </w:p>
         </w:tc>
@@ -3745,7 +4363,25 @@
         </w:numPr>
       </w:pPr>
       <w:r>
-        <w:t>One-body operators have the form ∫o(p, q)a_p†a_q and conserve particle number; operators with unequal numbers of a† and a change it.</w:t>
+        <w:t>One-body operators have the form ∫o(p, q)a</w:t>
+      </w:r>
+      <w:r>
+        <w:rPr>
+          <w:vertAlign w:val="subscript"/>
+        </w:rPr>
+        <w:t>p†</w:t>
+      </w:r>
+      <w:r>
+        <w:t>a</w:t>
+      </w:r>
+      <w:r>
+        <w:rPr>
+          <w:vertAlign w:val="subscript"/>
+        </w:rPr>
+        <w:t>q</w:t>
+      </w:r>
+      <w:r>
+        <w:t xml:space="preserve"> and conserve particle number; operators with unequal numbers of a† and a change it.</w:t>
       </w:r>
     </w:p>
     <w:p>
@@ -3781,7 +4417,16 @@
         </w:numPr>
       </w:pPr>
       <w:r>
-        <w:t>The vacuum expectation value of 2n free fields is the sum over the (2n − 1)!! pairings of products of contractions D_(ij), Wick's theorem.</w:t>
+        <w:t>The vacuum expectation value of 2n free fields is the sum over the (2n − 1)!! pairings of products of contractions D</w:t>
+      </w:r>
+      <w:r>
+        <w:rPr>
+          <w:vertAlign w:val="subscript"/>
+        </w:rPr>
+        <w:t>ij</w:t>
+      </w:r>
+      <w:r>
+        <w:t>, Wick's theorem.</w:t>
       </w:r>
     </w:p>
     <w:p>
@@ -3894,7 +4539,31 @@
           </w:tcPr>
           <w:p>
             <w:r>
-              <w:t>Derive ⟨p′, q′|p, q⟩ = 4E_pE_q(2π)⁶[δ³(p′ − p)δ³(q′ − q) + δ³(p′ − q)δ³(q′ − p)] for the two-particle states of Section 1.2.</w:t>
+              <w:rPr>
+                <w:b/>
+              </w:rPr>
+              <w:t>Extension.</w:t>
+            </w:r>
+            <w:r>
+              <w:t xml:space="preserve"> Derive ⟨p′, q′|p, q⟩ = 4E</w:t>
+            </w:r>
+            <w:r>
+              <w:rPr>
+                <w:vertAlign w:val="subscript"/>
+              </w:rPr>
+              <w:t>p</w:t>
+            </w:r>
+            <w:r>
+              <w:t>E</w:t>
+            </w:r>
+            <w:r>
+              <w:rPr>
+                <w:vertAlign w:val="subscript"/>
+              </w:rPr>
+              <w:t>q</w:t>
+            </w:r>
+            <w:r>
+              <w:t>(2π)⁶[δ³(p′ − p)δ³(q′ − q) + δ³(p′ − q)δ³(q′ − p)] for the two-particle states of Section 1.2.</w:t>
             </w:r>
           </w:p>
         </w:tc>
@@ -3932,7 +4601,31 @@
           </w:tcPr>
           <w:p>
             <w:r>
-              <w:t>For |ψ⟩ = (1/√2)∫∫ d³pd³q/(2π)⁶ ψ̃(p, q)a_p†a_q†|0⟩ with symmetric ψ̃, show that ⟨ψ|ψ⟩ = ∫∫d³pd³q/(2π)⁶|ψ̃|².</w:t>
+              <w:rPr>
+                <w:b/>
+              </w:rPr>
+              <w:t>Core.</w:t>
+            </w:r>
+            <w:r>
+              <w:t xml:space="preserve"> For |ψ⟩ = (1/√2)∫∫ d³pd³q/(2π)⁶ ψ̃(p, q)a</w:t>
+            </w:r>
+            <w:r>
+              <w:rPr>
+                <w:vertAlign w:val="subscript"/>
+              </w:rPr>
+              <w:t>p†</w:t>
+            </w:r>
+            <w:r>
+              <w:t>a</w:t>
+            </w:r>
+            <w:r>
+              <w:rPr>
+                <w:vertAlign w:val="subscript"/>
+              </w:rPr>
+              <w:t>q†</w:t>
+            </w:r>
+            <w:r>
+              <w:t>|0⟩ with symmetric ψ̃, show that ⟨ψ|ψ⟩ = ∫∫d³pd³q/(2π)⁶|ψ̃|².</w:t>
             </w:r>
           </w:p>
         </w:tc>
@@ -3968,7 +4661,13 @@
           </w:tcPr>
           <w:p>
             <w:r>
-              <w:t>Verify the two-particle term of the completeness relation by acting on |r, s⟩ and using the result of Exercise 1.</w:t>
+              <w:rPr>
+                <w:b/>
+              </w:rPr>
+              <w:t>Core.</w:t>
+            </w:r>
+            <w:r>
+              <w:t xml:space="preserve"> Verify the two-particle term of the completeness relation by acting on |r, s⟩ and using the result of Exercise 1.</w:t>
             </w:r>
           </w:p>
         </w:tc>
@@ -4006,7 +4705,49 @@
           </w:tcPr>
           <w:p>
             <w:r>
-              <w:t>Show that O = ∫∫d³pd³q/(2π)⁶ o(p, q)a_p†a_q satisfies O a_k†|0⟩ = ∫d³p/(2π)³ o(p, k)a_p†|0⟩, and identify o for the number operator.</w:t>
+              <w:rPr>
+                <w:b/>
+              </w:rPr>
+              <w:t>Core.</w:t>
+            </w:r>
+            <w:r>
+              <w:t xml:space="preserve"> Show that O = ∫∫d³pd³q/(2π)⁶ o(p, q)a</w:t>
+            </w:r>
+            <w:r>
+              <w:rPr>
+                <w:vertAlign w:val="subscript"/>
+              </w:rPr>
+              <w:t>p†</w:t>
+            </w:r>
+            <w:r>
+              <w:t>a</w:t>
+            </w:r>
+            <w:r>
+              <w:rPr>
+                <w:vertAlign w:val="subscript"/>
+              </w:rPr>
+              <w:t>q</w:t>
+            </w:r>
+            <w:r>
+              <w:t xml:space="preserve"> satisfies O a</w:t>
+            </w:r>
+            <w:r>
+              <w:rPr>
+                <w:vertAlign w:val="subscript"/>
+              </w:rPr>
+              <w:t>k†</w:t>
+            </w:r>
+            <w:r>
+              <w:t>|0⟩ = ∫d³p/(2π)³ o(p, k)a</w:t>
+            </w:r>
+            <w:r>
+              <w:rPr>
+                <w:vertAlign w:val="subscript"/>
+              </w:rPr>
+              <w:t>p†</w:t>
+            </w:r>
+            <w:r>
+              <w:t>|0⟩, and identify o for the number operator.</w:t>
             </w:r>
           </w:p>
         </w:tc>
@@ -4042,7 +4783,76 @@
           </w:tcPr>
           <w:p>
             <w:r>
-              <w:t>Show that ⟨0|:A:|0⟩ = 0 for any product A of at least one ladder operator, and compute :a_pa_q†:, :a_p†a_q:, and :a_p†a_qa_r†:.</w:t>
+              <w:rPr>
+                <w:b/>
+              </w:rPr>
+              <w:t>Extension.</w:t>
+            </w:r>
+            <w:r>
+              <w:t xml:space="preserve"> Show that ⟨0|:A:|0⟩ = 0 for any product A of at least one ladder operator, and compute :a</w:t>
+            </w:r>
+            <w:r>
+              <w:rPr>
+                <w:vertAlign w:val="subscript"/>
+              </w:rPr>
+              <w:t>p</w:t>
+            </w:r>
+            <w:r>
+              <w:t>a</w:t>
+            </w:r>
+            <w:r>
+              <w:rPr>
+                <w:vertAlign w:val="subscript"/>
+              </w:rPr>
+              <w:t>q†</w:t>
+            </w:r>
+            <w:r>
+              <w:t>:, :a</w:t>
+            </w:r>
+            <w:r>
+              <w:rPr>
+                <w:vertAlign w:val="subscript"/>
+              </w:rPr>
+              <w:t>p†</w:t>
+            </w:r>
+            <w:r>
+              <w:t>a</w:t>
+            </w:r>
+            <w:r>
+              <w:rPr>
+                <w:vertAlign w:val="subscript"/>
+              </w:rPr>
+              <w:t>q</w:t>
+            </w:r>
+            <w:r>
+              <w:t>:, and :a</w:t>
+            </w:r>
+            <w:r>
+              <w:rPr>
+                <w:vertAlign w:val="subscript"/>
+              </w:rPr>
+              <w:t>p†</w:t>
+            </w:r>
+            <w:r>
+              <w:t>a</w:t>
+            </w:r>
+            <w:r>
+              <w:rPr>
+                <w:vertAlign w:val="subscript"/>
+              </w:rPr>
+              <w:t>q</w:t>
+            </w:r>
+            <w:r>
+              <w:t>a</w:t>
+            </w:r>
+            <w:r>
+              <w:rPr>
+                <w:vertAlign w:val="subscript"/>
+              </w:rPr>
+              <w:t>r†</w:t>
+            </w:r>
+            <w:r>
+              <w:t>:.</w:t>
             </w:r>
           </w:p>
         </w:tc>
@@ -4080,7 +4890,13 @@
           </w:tcPr>
           <w:p>
             <w:r>
-              <w:t>Show that φ(x)φ(y) = :φ(x)φ(y): + D(x − y) by splitting each field into φ⁺ and φ⁻.</w:t>
+              <w:rPr>
+                <w:b/>
+              </w:rPr>
+              <w:t>Core.</w:t>
+            </w:r>
+            <w:r>
+              <w:t xml:space="preserve"> Show that φ(x)φ(y) = :φ(x)φ(y): + D(x − y) by splitting each field into φ⁺ and φ⁻.</w:t>
             </w:r>
           </w:p>
         </w:tc>
@@ -4116,7 +4932,13 @@
           </w:tcPr>
           <w:p>
             <w:r>
-              <w:t>Show that [φ⁺(x), φ⁻(y)] = D(x − y) from the ladder commutator, and that [φ⁺(x), φ⁺(y)] = [φ⁻(x), φ⁻(y)] = 0.</w:t>
+              <w:rPr>
+                <w:b/>
+              </w:rPr>
+              <w:t>Core.</w:t>
+            </w:r>
+            <w:r>
+              <w:t xml:space="preserve"> Show that [φ⁺(x), φ⁻(y)] = D(x − y) from the ladder commutator, and that [φ⁺(x), φ⁺(y)] = [φ⁻(x), φ⁻(y)] = 0.</w:t>
             </w:r>
           </w:p>
         </w:tc>
@@ -4154,7 +4976,13 @@
           </w:tcPr>
           <w:p>
             <w:r>
-              <w:t>Derive ⟨0|φ(x₁)φ(x₂)φ(x₃)φ(x₄)|0⟩ = D₁₂D₃₄ + D₁₃D₂₄ + D₁₄D₂₃ by moving φ⁺(x₁) to the right.</w:t>
+              <w:rPr>
+                <w:b/>
+              </w:rPr>
+              <w:t>Extension.</w:t>
+            </w:r>
+            <w:r>
+              <w:t xml:space="preserve"> Derive ⟨0|φ(x₁)φ(x₂)φ(x₃)φ(x₄)|0⟩ = D₁₂D₃₄ + D₁₃D₂₄ + D₁₄D₂₃ by moving φ⁺(x₁) to the right.</w:t>
             </w:r>
           </w:p>
         </w:tc>
@@ -4190,7 +5018,13 @@
           </w:tcPr>
           <w:p>
             <w:r>
-              <w:t>Set all four points equal in Exercise 8 to show ⟨0|φ⁴|0⟩ = 3D(0)² and explain why ⟨0|:φ⁴:|0⟩ = 0.</w:t>
+              <w:rPr>
+                <w:b/>
+              </w:rPr>
+              <w:t>Extension.</w:t>
+            </w:r>
+            <w:r>
+              <w:t xml:space="preserve"> Set all four points equal in Exercise 8 to show ⟨0|φ⁴|0⟩ = 3D(0)² and explain why ⟨0|:φ⁴:|0⟩ = 0.</w:t>
             </w:r>
           </w:p>
         </w:tc>
@@ -4228,7 +5062,13 @@
           </w:tcPr>
           <w:p>
             <w:r>
-              <w:t>Compute the Casimir pressure π²ℏc/(240a⁴) for a = 1 μm and a = 100 nm, using ℏc = 3.16 × 10⁻²⁶ J m.</w:t>
+              <w:rPr>
+                <w:b/>
+              </w:rPr>
+              <w:t>Core.</w:t>
+            </w:r>
+            <w:r>
+              <w:t xml:space="preserve"> Compute the Casimir pressure π²ℏc/(240a⁴) for a = 1 μm and a = 100 nm, using ℏc = 3.16 × 10⁻²⁶ J m.</w:t>
             </w:r>
           </w:p>
         </w:tc>
@@ -4264,7 +5104,13 @@
           </w:tcPr>
           <w:p>
             <w:r>
-              <w:t>Show by dimensional analysis that the Casimir energy per unit area scales as ℏc/a³ and that the force per area scales as ℏc/a⁴, and explain why the force is attractive if the energy is negative and grows in magnitude as a decreases.</w:t>
+              <w:rPr>
+                <w:b/>
+              </w:rPr>
+              <w:t>Extension.</w:t>
+            </w:r>
+            <w:r>
+              <w:t xml:space="preserve"> Show by dimensional analysis that the Casimir energy per unit area scales as ℏc/a³ and that the force per area scales as ℏc/a⁴, and explain why the force is attractive if the energy is negative and grows in magnitude as a decreases.</w:t>
             </w:r>
           </w:p>
         </w:tc>
@@ -4302,7 +5148,67 @@
           </w:tcPr>
           <w:p>
             <w:r>
-              <w:t>Describe the Fock space of a complex scalar field, state the charge of the state a_p†b_q†|0⟩ and of a_p†a_q†|0⟩, and show that N_a and N_b commute.</w:t>
+              <w:rPr>
+                <w:b/>
+              </w:rPr>
+              <w:t>Core.</w:t>
+            </w:r>
+            <w:r>
+              <w:t xml:space="preserve"> Describe the Fock space of a complex scalar field, state the charge of the state a</w:t>
+            </w:r>
+            <w:r>
+              <w:rPr>
+                <w:vertAlign w:val="subscript"/>
+              </w:rPr>
+              <w:t>p†</w:t>
+            </w:r>
+            <w:r>
+              <w:t>b</w:t>
+            </w:r>
+            <w:r>
+              <w:rPr>
+                <w:vertAlign w:val="subscript"/>
+              </w:rPr>
+              <w:t>q†</w:t>
+            </w:r>
+            <w:r>
+              <w:t>|0⟩ and of a</w:t>
+            </w:r>
+            <w:r>
+              <w:rPr>
+                <w:vertAlign w:val="subscript"/>
+              </w:rPr>
+              <w:t>p†</w:t>
+            </w:r>
+            <w:r>
+              <w:t>a</w:t>
+            </w:r>
+            <w:r>
+              <w:rPr>
+                <w:vertAlign w:val="subscript"/>
+              </w:rPr>
+              <w:t>q†</w:t>
+            </w:r>
+            <w:r>
+              <w:t>|0⟩, and show that N</w:t>
+            </w:r>
+            <w:r>
+              <w:rPr>
+                <w:vertAlign w:val="subscript"/>
+              </w:rPr>
+              <w:t>a</w:t>
+            </w:r>
+            <w:r>
+              <w:t xml:space="preserve"> and N</w:t>
+            </w:r>
+            <w:r>
+              <w:rPr>
+                <w:vertAlign w:val="subscript"/>
+              </w:rPr>
+              <w:t>b</w:t>
+            </w:r>
+            <w:r>
+              <w:t xml:space="preserve"> commute.</w:t>
             </w:r>
           </w:p>
         </w:tc>
@@ -4338,7 +5244,22 @@
           </w:tcPr>
           <w:p>
             <w:r>
-              <w:t>Show that a state annihilated by every a_k in a box is proportional to the vacuum.</w:t>
+              <w:rPr>
+                <w:b/>
+              </w:rPr>
+              <w:t>Extension.</w:t>
+            </w:r>
+            <w:r>
+              <w:t xml:space="preserve"> Show that a state annihilated by every a</w:t>
+            </w:r>
+            <w:r>
+              <w:rPr>
+                <w:vertAlign w:val="subscript"/>
+              </w:rPr>
+              <w:t>k</w:t>
+            </w:r>
+            <w:r>
+              <w:t xml:space="preserve"> in a box is proportional to the vacuum.</w:t>
             </w:r>
           </w:p>
         </w:tc>
@@ -4376,7 +5297,40 @@
           </w:tcPr>
           <w:p>
             <w:r>
-              <w:t>Using e^(iP·a)|0⟩ = |0⟩ and φ(x + a) = e^(iP·a)φ(x)e^(−iP·a), show that ⟨0|φ(x + a)φ(y + a)|0⟩ = ⟨0|φ(x)φ(y)|0⟩.</w:t>
+              <w:rPr>
+                <w:b/>
+              </w:rPr>
+              <w:t>Core.</w:t>
+            </w:r>
+            <w:r>
+              <w:t xml:space="preserve"> Using e</w:t>
+            </w:r>
+            <w:r>
+              <w:rPr>
+                <w:vertAlign w:val="superscript"/>
+              </w:rPr>
+              <w:t>iP·a</w:t>
+            </w:r>
+            <w:r>
+              <w:t>|0⟩ = |0⟩ and φ(x + a) = e</w:t>
+            </w:r>
+            <w:r>
+              <w:rPr>
+                <w:vertAlign w:val="superscript"/>
+              </w:rPr>
+              <w:t>iP·a</w:t>
+            </w:r>
+            <w:r>
+              <w:t>φ(x)e</w:t>
+            </w:r>
+            <w:r>
+              <w:rPr>
+                <w:vertAlign w:val="superscript"/>
+              </w:rPr>
+              <w:t>−iP·a</w:t>
+            </w:r>
+            <w:r>
+              <w:t>, show that ⟨0|φ(x + a)φ(y + a)|0⟩ = ⟨0|φ(x)φ(y)|0⟩.</w:t>
             </w:r>
           </w:p>
         </w:tc>
@@ -4412,7 +5366,13 @@
           </w:tcPr>
           <w:p>
             <w:r>
-              <w:t>Explain what the equal-time massless value ⟨0|φ(t, x)φ(t, y)|0⟩ = 1/(4π²r²) says about the vacuum, and why it is not an operator equation.</w:t>
+              <w:rPr>
+                <w:b/>
+              </w:rPr>
+              <w:t>Extension.</w:t>
+            </w:r>
+            <w:r>
+              <w:t xml:space="preserve"> Explain what the equal-time massless value ⟨0|φ(t, x)φ(t, y)|0⟩ = 1/(4π²r²) says about the vacuum, and why it is not an operator equation.</w:t>
             </w:r>
           </w:p>
         </w:tc>
@@ -4450,7 +5410,40 @@
           </w:tcPr>
           <w:p>
             <w:r>
-              <w:t>Challenge: show that the number of states in Fock space with at most N_max quanta distributed among M modes is C(N_max + M, M), and evaluate it for M = 3, N_max = 2 by summing the sectors.</w:t>
+              <w:rPr>
+                <w:b/>
+              </w:rPr>
+              <w:t>Challenge.</w:t>
+            </w:r>
+            <w:r>
+              <w:t xml:space="preserve"> Show that the number of states in Fock space with at most N</w:t>
+            </w:r>
+            <w:r>
+              <w:rPr>
+                <w:vertAlign w:val="subscript"/>
+              </w:rPr>
+              <w:t>max</w:t>
+            </w:r>
+            <w:r>
+              <w:t xml:space="preserve"> quanta distributed among M modes is C(N</w:t>
+            </w:r>
+            <w:r>
+              <w:rPr>
+                <w:vertAlign w:val="subscript"/>
+              </w:rPr>
+              <w:t>max</w:t>
+            </w:r>
+            <w:r>
+              <w:t xml:space="preserve"> + M, M), and evaluate it for M = 3, N</w:t>
+            </w:r>
+            <w:r>
+              <w:rPr>
+                <w:vertAlign w:val="subscript"/>
+              </w:rPr>
+              <w:t>max</w:t>
+            </w:r>
+            <w:r>
+              <w:t xml:space="preserve"> = 2 by summing the sectors.</w:t>
             </w:r>
           </w:p>
         </w:tc>
@@ -4467,6 +5460,14 @@
     <w:p>
       <w:r>
         <w:rPr>
+          <w:i/>
+        </w:rPr>
+        <w:t>Attempt each exercise before reading its solution. If you are stuck, read only the first sentence of the solution, then try again.</w:t>
+      </w:r>
+    </w:p>
+    <w:p>
+      <w:r>
+        <w:rPr>
           <w:b/>
         </w:rPr>
         <w:t>1.</w:t>
@@ -4475,7 +5476,223 @@
         <w:t xml:space="preserve"> </w:t>
       </w:r>
       <w:r>
-        <w:t>With |p, q⟩ = √(2E_p2E_q)a_p†a_q†|0⟩ the bra is ⟨0|a_qa_p√(2E_p2E_q), so ⟨p′, q′|p, q⟩ = √(2E_p′2E_q′2E_p2E_q)⟨0|a_(q′)a_(p′)a_p†a_q†|0⟩. Using [a_p, a_q†] = (2π)³δ³ and a|0⟩ = 0, ⟨0|a_(q′)a_(p′)a_p†a_q†|0⟩ = (2π)⁶[δ³(p′ − p)δ³(q′ − q) + δ³(p′ − q)δ³(q′ − p)]. On the support of either product of delta functions the energies match, so the square root is 4E_pE_q, and the result follows.</w:t>
+        <w:t>With |p, q⟩ = √(2E</w:t>
+      </w:r>
+      <w:r>
+        <w:rPr>
+          <w:vertAlign w:val="subscript"/>
+        </w:rPr>
+        <w:t>p</w:t>
+      </w:r>
+      <w:r>
+        <w:t>2E</w:t>
+      </w:r>
+      <w:r>
+        <w:rPr>
+          <w:vertAlign w:val="subscript"/>
+        </w:rPr>
+        <w:t>q</w:t>
+      </w:r>
+      <w:r>
+        <w:t>)a</w:t>
+      </w:r>
+      <w:r>
+        <w:rPr>
+          <w:vertAlign w:val="subscript"/>
+        </w:rPr>
+        <w:t>p†</w:t>
+      </w:r>
+      <w:r>
+        <w:t>a</w:t>
+      </w:r>
+      <w:r>
+        <w:rPr>
+          <w:vertAlign w:val="subscript"/>
+        </w:rPr>
+        <w:t>q†</w:t>
+      </w:r>
+      <w:r>
+        <w:t>|0⟩ the bra is ⟨0|a</w:t>
+      </w:r>
+      <w:r>
+        <w:rPr>
+          <w:vertAlign w:val="subscript"/>
+        </w:rPr>
+        <w:t>q</w:t>
+      </w:r>
+      <w:r>
+        <w:t>a</w:t>
+      </w:r>
+      <w:r>
+        <w:rPr>
+          <w:vertAlign w:val="subscript"/>
+        </w:rPr>
+        <w:t>p</w:t>
+      </w:r>
+      <w:r>
+        <w:t>√(2E</w:t>
+      </w:r>
+      <w:r>
+        <w:rPr>
+          <w:vertAlign w:val="subscript"/>
+        </w:rPr>
+        <w:t>p</w:t>
+      </w:r>
+      <w:r>
+        <w:t>2E</w:t>
+      </w:r>
+      <w:r>
+        <w:rPr>
+          <w:vertAlign w:val="subscript"/>
+        </w:rPr>
+        <w:t>q</w:t>
+      </w:r>
+      <w:r>
+        <w:t>), so ⟨p′, q′|p, q⟩ = √(2E</w:t>
+      </w:r>
+      <w:r>
+        <w:rPr>
+          <w:vertAlign w:val="subscript"/>
+        </w:rPr>
+        <w:t>p′</w:t>
+      </w:r>
+      <w:r>
+        <w:t>2E</w:t>
+      </w:r>
+      <w:r>
+        <w:rPr>
+          <w:vertAlign w:val="subscript"/>
+        </w:rPr>
+        <w:t>q′</w:t>
+      </w:r>
+      <w:r>
+        <w:t>2E</w:t>
+      </w:r>
+      <w:r>
+        <w:rPr>
+          <w:vertAlign w:val="subscript"/>
+        </w:rPr>
+        <w:t>p</w:t>
+      </w:r>
+      <w:r>
+        <w:t>2E</w:t>
+      </w:r>
+      <w:r>
+        <w:rPr>
+          <w:vertAlign w:val="subscript"/>
+        </w:rPr>
+        <w:t>q</w:t>
+      </w:r>
+      <w:r>
+        <w:t>)⟨0|a</w:t>
+      </w:r>
+      <w:r>
+        <w:rPr>
+          <w:vertAlign w:val="subscript"/>
+        </w:rPr>
+        <w:t>q′</w:t>
+      </w:r>
+      <w:r>
+        <w:t>a</w:t>
+      </w:r>
+      <w:r>
+        <w:rPr>
+          <w:vertAlign w:val="subscript"/>
+        </w:rPr>
+        <w:t>p′</w:t>
+      </w:r>
+      <w:r>
+        <w:t>a</w:t>
+      </w:r>
+      <w:r>
+        <w:rPr>
+          <w:vertAlign w:val="subscript"/>
+        </w:rPr>
+        <w:t>p†</w:t>
+      </w:r>
+      <w:r>
+        <w:t>a</w:t>
+      </w:r>
+      <w:r>
+        <w:rPr>
+          <w:vertAlign w:val="subscript"/>
+        </w:rPr>
+        <w:t>q†</w:t>
+      </w:r>
+      <w:r>
+        <w:t>|0⟩. Using [a</w:t>
+      </w:r>
+      <w:r>
+        <w:rPr>
+          <w:vertAlign w:val="subscript"/>
+        </w:rPr>
+        <w:t>p</w:t>
+      </w:r>
+      <w:r>
+        <w:t>, a</w:t>
+      </w:r>
+      <w:r>
+        <w:rPr>
+          <w:vertAlign w:val="subscript"/>
+        </w:rPr>
+        <w:t>q†</w:t>
+      </w:r>
+      <w:r>
+        <w:t>] = (2π)³δ³ and a|0⟩ = 0, ⟨0|a</w:t>
+      </w:r>
+      <w:r>
+        <w:rPr>
+          <w:vertAlign w:val="subscript"/>
+        </w:rPr>
+        <w:t>q′</w:t>
+      </w:r>
+      <w:r>
+        <w:t>a</w:t>
+      </w:r>
+      <w:r>
+        <w:rPr>
+          <w:vertAlign w:val="subscript"/>
+        </w:rPr>
+        <w:t>p′</w:t>
+      </w:r>
+      <w:r>
+        <w:t>a</w:t>
+      </w:r>
+      <w:r>
+        <w:rPr>
+          <w:vertAlign w:val="subscript"/>
+        </w:rPr>
+        <w:t>p†</w:t>
+      </w:r>
+      <w:r>
+        <w:t>a</w:t>
+      </w:r>
+      <w:r>
+        <w:rPr>
+          <w:vertAlign w:val="subscript"/>
+        </w:rPr>
+        <w:t>q†</w:t>
+      </w:r>
+      <w:r>
+        <w:t>|0⟩ = (2π)⁶[δ³(p′ − p)δ³(q′ − q) + δ³(p′ − q)δ³(q′ − p)]. On the support of either product of delta functions the energies match, so the square root is 4E</w:t>
+      </w:r>
+      <w:r>
+        <w:rPr>
+          <w:vertAlign w:val="subscript"/>
+        </w:rPr>
+        <w:t>p</w:t>
+      </w:r>
+      <w:r>
+        <w:t>E</w:t>
+      </w:r>
+      <w:r>
+        <w:rPr>
+          <w:vertAlign w:val="subscript"/>
+        </w:rPr>
+        <w:t>q</w:t>
+      </w:r>
+      <w:r>
+        <w:t>, and the result follows.</w:t>
       </w:r>
     </w:p>
     <w:p>
@@ -4489,7 +5706,43 @@
         <w:t xml:space="preserve"> </w:t>
       </w:r>
       <w:r>
-        <w:t>⟨ψ|ψ⟩ = (1/2)∫∫∫∫ψ̃*(p′, q′)ψ̃(p, q)⟨0|a_(q′)a_(p′)a_p†a_q†|0⟩ over the measures. The overlap has two terms, each giving ∫∫|ψ̃|² once, the second after relabeling p ↔ q and using the symmetry ψ̃(p, q) = ψ̃(q, p). So ⟨ψ|ψ⟩ = (1/2)(2)∫∫d³pd³q/(2π)⁶|ψ̃|² = ∫∫|ψ̃|².</w:t>
+        <w:t>⟨ψ|ψ⟩ = (1/2)∫∫∫∫ψ̃*(p′, q′)ψ̃(p, q)⟨0|a</w:t>
+      </w:r>
+      <w:r>
+        <w:rPr>
+          <w:vertAlign w:val="subscript"/>
+        </w:rPr>
+        <w:t>q′</w:t>
+      </w:r>
+      <w:r>
+        <w:t>a</w:t>
+      </w:r>
+      <w:r>
+        <w:rPr>
+          <w:vertAlign w:val="subscript"/>
+        </w:rPr>
+        <w:t>p′</w:t>
+      </w:r>
+      <w:r>
+        <w:t>a</w:t>
+      </w:r>
+      <w:r>
+        <w:rPr>
+          <w:vertAlign w:val="subscript"/>
+        </w:rPr>
+        <w:t>p†</w:t>
+      </w:r>
+      <w:r>
+        <w:t>a</w:t>
+      </w:r>
+      <w:r>
+        <w:rPr>
+          <w:vertAlign w:val="subscript"/>
+        </w:rPr>
+        <w:t>q†</w:t>
+      </w:r>
+      <w:r>
+        <w:t>|0⟩ over the measures. The overlap has two terms, each giving ∫∫|ψ̃|² once, the second after relabeling p ↔ q and using the symmetry ψ̃(p, q) = ψ̃(q, p). So ⟨ψ|ψ⟩ = (1/2)(2)∫∫d³pd³q/(2π)⁶|ψ̃|² = ∫∫|ψ̃|².</w:t>
       </w:r>
     </w:p>
     <w:p>
@@ -4503,7 +5756,43 @@
         <w:t xml:space="preserve"> </w:t>
       </w:r>
       <w:r>
-        <w:t>Acting on |r, s⟩: (1/2)∫∫d³pd³q/((2π)⁶4E_pE_q)|p, q⟩⟨p, q|r, s⟩. With ⟨p, q|r, s⟩ = 4E_pE_q(2π)⁶[δ³(p − r)δ³(q − s) + δ³(p − s)δ³(q − r)] the integral gives (1/2)(|r, s⟩ + |s, r⟩). Since |s, r⟩ = |r, s⟩, this equals |r, s⟩, as required for the identity.</w:t>
+        <w:t>Acting on |r, s⟩: (1/2)∫∫d³pd³q/((2π)⁶4E</w:t>
+      </w:r>
+      <w:r>
+        <w:rPr>
+          <w:vertAlign w:val="subscript"/>
+        </w:rPr>
+        <w:t>p</w:t>
+      </w:r>
+      <w:r>
+        <w:t>E</w:t>
+      </w:r>
+      <w:r>
+        <w:rPr>
+          <w:vertAlign w:val="subscript"/>
+        </w:rPr>
+        <w:t>q</w:t>
+      </w:r>
+      <w:r>
+        <w:t>)|p, q⟩⟨p, q|r, s⟩. With ⟨p, q|r, s⟩ = 4E</w:t>
+      </w:r>
+      <w:r>
+        <w:rPr>
+          <w:vertAlign w:val="subscript"/>
+        </w:rPr>
+        <w:t>p</w:t>
+      </w:r>
+      <w:r>
+        <w:t>E</w:t>
+      </w:r>
+      <w:r>
+        <w:rPr>
+          <w:vertAlign w:val="subscript"/>
+        </w:rPr>
+        <w:t>q</w:t>
+      </w:r>
+      <w:r>
+        <w:t>(2π)⁶[δ³(p − r)δ³(q − s) + δ³(p − s)δ³(q − r)] the integral gives (1/2)(|r, s⟩ + |s, r⟩). Since |s, r⟩ = |r, s⟩, this equals |r, s⟩, as required for the identity.</w:t>
       </w:r>
     </w:p>
     <w:p>
@@ -4517,7 +5806,88 @@
         <w:t xml:space="preserve"> </w:t>
       </w:r>
       <w:r>
-        <w:t>a_qa_k†|0⟩ = [a_q, a_k†]|0⟩ = (2π)³δ³(q − k)|0⟩. So Oa_k†|0⟩ = ∫∫d³pd³q/(2π)⁶o(p, q)a_p†(2π)³δ³(q − k)|0⟩ = ∫d³p/(2π)³o(p, k)a_p†|0⟩. For the number operator, o(p, q) = (2π)³δ³(p − q), which gives Na_k†|0⟩ = a_k†|0⟩.</w:t>
+        <w:t>a</w:t>
+      </w:r>
+      <w:r>
+        <w:rPr>
+          <w:vertAlign w:val="subscript"/>
+        </w:rPr>
+        <w:t>q</w:t>
+      </w:r>
+      <w:r>
+        <w:t>a</w:t>
+      </w:r>
+      <w:r>
+        <w:rPr>
+          <w:vertAlign w:val="subscript"/>
+        </w:rPr>
+        <w:t>k†</w:t>
+      </w:r>
+      <w:r>
+        <w:t>|0⟩ = [a</w:t>
+      </w:r>
+      <w:r>
+        <w:rPr>
+          <w:vertAlign w:val="subscript"/>
+        </w:rPr>
+        <w:t>q</w:t>
+      </w:r>
+      <w:r>
+        <w:t>, a</w:t>
+      </w:r>
+      <w:r>
+        <w:rPr>
+          <w:vertAlign w:val="subscript"/>
+        </w:rPr>
+        <w:t>k†</w:t>
+      </w:r>
+      <w:r>
+        <w:t>]|0⟩ = (2π)³δ³(q − k)|0⟩. So Oa</w:t>
+      </w:r>
+      <w:r>
+        <w:rPr>
+          <w:vertAlign w:val="subscript"/>
+        </w:rPr>
+        <w:t>k†</w:t>
+      </w:r>
+      <w:r>
+        <w:t>|0⟩ = ∫∫d³pd³q/(2π)⁶o(p, q)a</w:t>
+      </w:r>
+      <w:r>
+        <w:rPr>
+          <w:vertAlign w:val="subscript"/>
+        </w:rPr>
+        <w:t>p†</w:t>
+      </w:r>
+      <w:r>
+        <w:t>(2π)³δ³(q − k)|0⟩ = ∫d³p/(2π)³o(p, k)a</w:t>
+      </w:r>
+      <w:r>
+        <w:rPr>
+          <w:vertAlign w:val="subscript"/>
+        </w:rPr>
+        <w:t>p†</w:t>
+      </w:r>
+      <w:r>
+        <w:t>|0⟩. For the number operator, o(p, q) = (2π)³δ³(p − q), which gives Na</w:t>
+      </w:r>
+      <w:r>
+        <w:rPr>
+          <w:vertAlign w:val="subscript"/>
+        </w:rPr>
+        <w:t>k†</w:t>
+      </w:r>
+      <w:r>
+        <w:t>|0⟩ = a</w:t>
+      </w:r>
+      <w:r>
+        <w:rPr>
+          <w:vertAlign w:val="subscript"/>
+        </w:rPr>
+        <w:t>k†</w:t>
+      </w:r>
+      <w:r>
+        <w:t>|0⟩.</w:t>
       </w:r>
     </w:p>
     <w:p>
@@ -4531,7 +5901,151 @@
         <w:t xml:space="preserve"> </w:t>
       </w:r>
       <w:r>
-        <w:t>Each term of :A: has the form (creation operators)(annihilation operators). If there is at least one annihilation operator, it stands at the right and gives a_p|0⟩ = 0. If there are none, there is at least one creation operator at the left, and ⟨0|a_p† = 0. So ⟨0|:A:|0⟩ = 0. Explicitly, :a_pa_q†: = a_q†a_p, :a_p†a_q: = a_p†a_q, and :a_p†a_qa_r†: = a_p†a_r†a_q.</w:t>
+        <w:t>Each term of :A: has the form (creation operators)(annihilation operators). If there is at least one annihilation operator, it stands at the right and gives a</w:t>
+      </w:r>
+      <w:r>
+        <w:rPr>
+          <w:vertAlign w:val="subscript"/>
+        </w:rPr>
+        <w:t>p</w:t>
+      </w:r>
+      <w:r>
+        <w:t>|0⟩ = 0. If there are none, there is at least one creation operator at the left, and ⟨0|a</w:t>
+      </w:r>
+      <w:r>
+        <w:rPr>
+          <w:vertAlign w:val="subscript"/>
+        </w:rPr>
+        <w:t>p†</w:t>
+      </w:r>
+      <w:r>
+        <w:t xml:space="preserve"> = 0. So ⟨0|:A:|0⟩ = 0. Explicitly, :a</w:t>
+      </w:r>
+      <w:r>
+        <w:rPr>
+          <w:vertAlign w:val="subscript"/>
+        </w:rPr>
+        <w:t>p</w:t>
+      </w:r>
+      <w:r>
+        <w:t>a</w:t>
+      </w:r>
+      <w:r>
+        <w:rPr>
+          <w:vertAlign w:val="subscript"/>
+        </w:rPr>
+        <w:t>q†</w:t>
+      </w:r>
+      <w:r>
+        <w:t>: = a</w:t>
+      </w:r>
+      <w:r>
+        <w:rPr>
+          <w:vertAlign w:val="subscript"/>
+        </w:rPr>
+        <w:t>q†</w:t>
+      </w:r>
+      <w:r>
+        <w:t>a</w:t>
+      </w:r>
+      <w:r>
+        <w:rPr>
+          <w:vertAlign w:val="subscript"/>
+        </w:rPr>
+        <w:t>p</w:t>
+      </w:r>
+      <w:r>
+        <w:t>, :a</w:t>
+      </w:r>
+      <w:r>
+        <w:rPr>
+          <w:vertAlign w:val="subscript"/>
+        </w:rPr>
+        <w:t>p†</w:t>
+      </w:r>
+      <w:r>
+        <w:t>a</w:t>
+      </w:r>
+      <w:r>
+        <w:rPr>
+          <w:vertAlign w:val="subscript"/>
+        </w:rPr>
+        <w:t>q</w:t>
+      </w:r>
+      <w:r>
+        <w:t>: = a</w:t>
+      </w:r>
+      <w:r>
+        <w:rPr>
+          <w:vertAlign w:val="subscript"/>
+        </w:rPr>
+        <w:t>p†</w:t>
+      </w:r>
+      <w:r>
+        <w:t>a</w:t>
+      </w:r>
+      <w:r>
+        <w:rPr>
+          <w:vertAlign w:val="subscript"/>
+        </w:rPr>
+        <w:t>q</w:t>
+      </w:r>
+      <w:r>
+        <w:t>, and :a</w:t>
+      </w:r>
+      <w:r>
+        <w:rPr>
+          <w:vertAlign w:val="subscript"/>
+        </w:rPr>
+        <w:t>p†</w:t>
+      </w:r>
+      <w:r>
+        <w:t>a</w:t>
+      </w:r>
+      <w:r>
+        <w:rPr>
+          <w:vertAlign w:val="subscript"/>
+        </w:rPr>
+        <w:t>q</w:t>
+      </w:r>
+      <w:r>
+        <w:t>a</w:t>
+      </w:r>
+      <w:r>
+        <w:rPr>
+          <w:vertAlign w:val="subscript"/>
+        </w:rPr>
+        <w:t>r†</w:t>
+      </w:r>
+      <w:r>
+        <w:t>: = a</w:t>
+      </w:r>
+      <w:r>
+        <w:rPr>
+          <w:vertAlign w:val="subscript"/>
+        </w:rPr>
+        <w:t>p†</w:t>
+      </w:r>
+      <w:r>
+        <w:t>a</w:t>
+      </w:r>
+      <w:r>
+        <w:rPr>
+          <w:vertAlign w:val="subscript"/>
+        </w:rPr>
+        <w:t>r†</w:t>
+      </w:r>
+      <w:r>
+        <w:t>a</w:t>
+      </w:r>
+      <w:r>
+        <w:rPr>
+          <w:vertAlign w:val="subscript"/>
+        </w:rPr>
+        <w:t>q</w:t>
+      </w:r>
+      <w:r>
+        <w:t>.</w:t>
       </w:r>
     </w:p>
     <w:p>
@@ -4559,7 +6073,79 @@
         <w:t xml:space="preserve"> </w:t>
       </w:r>
       <w:r>
-        <w:t>[φ⁺(x), φ⁻(y)] = ∫∫d³pd³q/(2π)⁶(4E_pE_q)^(−1/2)[a_p, a_q†]e^(−ip·x+iq·y) = ∫d³p/((2π)³2E_p)e^(−ip·(x−y)) = D(x − y). The commutators [φ⁺, φ⁺] and [φ⁻, φ⁻] involve [a, a] = 0 and [a†, a†] = 0 and vanish.</w:t>
+        <w:t>[φ⁺(x), φ⁻(y)] = ∫∫d³pd³q/(2π)⁶(4E</w:t>
+      </w:r>
+      <w:r>
+        <w:rPr>
+          <w:vertAlign w:val="subscript"/>
+        </w:rPr>
+        <w:t>p</w:t>
+      </w:r>
+      <w:r>
+        <w:t>E</w:t>
+      </w:r>
+      <w:r>
+        <w:rPr>
+          <w:vertAlign w:val="subscript"/>
+        </w:rPr>
+        <w:t>q</w:t>
+      </w:r>
+      <w:r>
+        <w:t>)</w:t>
+      </w:r>
+      <w:r>
+        <w:rPr>
+          <w:vertAlign w:val="superscript"/>
+        </w:rPr>
+        <w:t>−1/2</w:t>
+      </w:r>
+      <w:r>
+        <w:t>[a</w:t>
+      </w:r>
+      <w:r>
+        <w:rPr>
+          <w:vertAlign w:val="subscript"/>
+        </w:rPr>
+        <w:t>p</w:t>
+      </w:r>
+      <w:r>
+        <w:t>, a</w:t>
+      </w:r>
+      <w:r>
+        <w:rPr>
+          <w:vertAlign w:val="subscript"/>
+        </w:rPr>
+        <w:t>q†</w:t>
+      </w:r>
+      <w:r>
+        <w:t>]e</w:t>
+      </w:r>
+      <w:r>
+        <w:rPr>
+          <w:vertAlign w:val="superscript"/>
+        </w:rPr>
+        <w:t>−ip·x+iq·y</w:t>
+      </w:r>
+      <w:r>
+        <w:t xml:space="preserve"> = ∫d³p/((2π)³2E</w:t>
+      </w:r>
+      <w:r>
+        <w:rPr>
+          <w:vertAlign w:val="subscript"/>
+        </w:rPr>
+        <w:t>p</w:t>
+      </w:r>
+      <w:r>
+        <w:t>)e</w:t>
+      </w:r>
+      <w:r>
+        <w:rPr>
+          <w:vertAlign w:val="superscript"/>
+        </w:rPr>
+        <w:t>−ip·(x−y)</w:t>
+      </w:r>
+      <w:r>
+        <w:t xml:space="preserve"> = D(x − y). The commutators [φ⁺, φ⁺] and [φ⁻, φ⁻] involve [a, a] = 0 and [a†, a†] = 0 and vanish.</w:t>
       </w:r>
     </w:p>
     <w:p>
@@ -4573,7 +6159,34 @@
         <w:t xml:space="preserve"> </w:t>
       </w:r>
       <w:r>
-        <w:t>⟨0|φ₁φ₂φ₃φ₄|0⟩ = ⟨0|φ₁⁺φ₂φ₃φ₄⁻|0⟩, since ⟨0|φ⁻ = 0 and φ⁺|0⟩ = 0. Moving φ₁⁺ to the right, φ₁⁺φ₂φ₃φ₄⁻ = [φ₁⁺, φ₂]φ₃φ₄⁻ + φ₂φ₁⁺φ₃φ₄⁻ = D₁₂φ₃φ₄⁻ + φ₂([φ₁⁺, φ₃]φ₄⁻ + φ₃φ₁⁺φ₄⁻) = D₁₂φ₃φ₄⁻ + D₁₃φ₂φ₄⁻ + φ₂φ₃(D₁₄ + φ₄⁻φ₁⁺). In the vacuum expectation value the term with φ₁⁺ at the right vanishes, and ⟨φ_iφ_j⟩ = D_ij, so the result is D₁₂D₃₄ + D₁₃D₂₄ + D₁₄D₂₃.</w:t>
+        <w:t>⟨0|φ₁φ₂φ₃φ₄|0⟩ = ⟨0|φ₁⁺φ₂φ₃φ₄⁻|0⟩, since ⟨0|φ⁻ = 0 and φ⁺|0⟩ = 0. Moving φ₁⁺ to the right, φ₁⁺φ₂φ₃φ₄⁻ = [φ₁⁺, φ₂]φ₃φ₄⁻ + φ₂φ₁⁺φ₃φ₄⁻ = D₁₂φ₃φ₄⁻ + φ₂([φ₁⁺, φ₃]φ₄⁻ + φ₃φ₁⁺φ₄⁻) = D₁₂φ₃φ₄⁻ + D₁₃φ₂φ₄⁻ + φ₂φ₃(D₁₄ + φ₄⁻φ₁⁺). In the vacuum expectation value the term with φ₁⁺ at the right vanishes, and ⟨φ</w:t>
+      </w:r>
+      <w:r>
+        <w:rPr>
+          <w:vertAlign w:val="subscript"/>
+        </w:rPr>
+        <w:t>i</w:t>
+      </w:r>
+      <w:r>
+        <w:t>φ</w:t>
+      </w:r>
+      <w:r>
+        <w:rPr>
+          <w:vertAlign w:val="subscript"/>
+        </w:rPr>
+        <w:t>j</w:t>
+      </w:r>
+      <w:r>
+        <w:t>⟩ = D</w:t>
+      </w:r>
+      <w:r>
+        <w:rPr>
+          <w:vertAlign w:val="subscript"/>
+        </w:rPr>
+        <w:t>ij</w:t>
+      </w:r>
+      <w:r>
+        <w:t>, so the result is D₁₂D₃₄ + D₁₃D₂₄ + D₁₄D₂₃.</w:t>
       </w:r>
     </w:p>
     <w:p>
@@ -4587,7 +6200,25 @@
         <w:t xml:space="preserve"> </w:t>
       </w:r>
       <w:r>
-        <w:t>With x₁ = x₂ = x₃ = x₄ = x, each D_ij = D(0), so the sum is 3D(0)². Since D(0) = ⟨0|φ²|0⟩ = ∫d³p/((2π)³2E_p) diverges, ⟨0|φ⁴|0⟩ is infinite. The normal-ordered product :φ⁴: has every annihilation operator to the right and every creation operator to the left, so ⟨0|:φ⁴:|0⟩ = 0 by Exercise 5.</w:t>
+        <w:t>With x₁ = x₂ = x₃ = x₄ = x, each D</w:t>
+      </w:r>
+      <w:r>
+        <w:rPr>
+          <w:vertAlign w:val="subscript"/>
+        </w:rPr>
+        <w:t>ij</w:t>
+      </w:r>
+      <w:r>
+        <w:t xml:space="preserve"> = D(0), so the sum is 3D(0)². Since D(0) = ⟨0|φ²|0⟩ = ∫d³p/((2π)³2E</w:t>
+      </w:r>
+      <w:r>
+        <w:rPr>
+          <w:vertAlign w:val="subscript"/>
+        </w:rPr>
+        <w:t>p</w:t>
+      </w:r>
+      <w:r>
+        <w:t>) diverges, ⟨0|φ⁴|0⟩ is infinite. The normal-ordered product :φ⁴: has every annihilation operator to the right and every creation operator to the left, so ⟨0|:φ⁴:|0⟩ = 0 by Exercise 5.</w:t>
       </w:r>
     </w:p>
     <w:p>
@@ -4629,7 +6260,97 @@
         <w:t xml:space="preserve"> </w:t>
       </w:r>
       <w:r>
-        <w:t>ℱ = ℱ_a ⊗ ℱ_b, states specified by occupation numbers of a and b quanta. With Q = Q₀(N_a − N_b), the state a_p†b_q†|0⟩ has charge Q₀(1 − 1) = 0, and a_p†a_q†|0⟩ has charge 2Q₀. Since [a, b] = [a, b†] = 0, the number operators N_a = ∫a†a and N_b = ∫b†b commute.</w:t>
+        <w:t>ℱ = ℱ</w:t>
+      </w:r>
+      <w:r>
+        <w:rPr>
+          <w:vertAlign w:val="subscript"/>
+        </w:rPr>
+        <w:t>a</w:t>
+      </w:r>
+      <w:r>
+        <w:t xml:space="preserve"> ⊗ ℱ</w:t>
+      </w:r>
+      <w:r>
+        <w:rPr>
+          <w:vertAlign w:val="subscript"/>
+        </w:rPr>
+        <w:t>b</w:t>
+      </w:r>
+      <w:r>
+        <w:t>, states specified by occupation numbers of a and b quanta. With Q = Q₀(N</w:t>
+      </w:r>
+      <w:r>
+        <w:rPr>
+          <w:vertAlign w:val="subscript"/>
+        </w:rPr>
+        <w:t>a</w:t>
+      </w:r>
+      <w:r>
+        <w:t xml:space="preserve"> − N</w:t>
+      </w:r>
+      <w:r>
+        <w:rPr>
+          <w:vertAlign w:val="subscript"/>
+        </w:rPr>
+        <w:t>b</w:t>
+      </w:r>
+      <w:r>
+        <w:t>), the state a</w:t>
+      </w:r>
+      <w:r>
+        <w:rPr>
+          <w:vertAlign w:val="subscript"/>
+        </w:rPr>
+        <w:t>p†</w:t>
+      </w:r>
+      <w:r>
+        <w:t>b</w:t>
+      </w:r>
+      <w:r>
+        <w:rPr>
+          <w:vertAlign w:val="subscript"/>
+        </w:rPr>
+        <w:t>q†</w:t>
+      </w:r>
+      <w:r>
+        <w:t>|0⟩ has charge Q₀(1 − 1) = 0, and a</w:t>
+      </w:r>
+      <w:r>
+        <w:rPr>
+          <w:vertAlign w:val="subscript"/>
+        </w:rPr>
+        <w:t>p†</w:t>
+      </w:r>
+      <w:r>
+        <w:t>a</w:t>
+      </w:r>
+      <w:r>
+        <w:rPr>
+          <w:vertAlign w:val="subscript"/>
+        </w:rPr>
+        <w:t>q†</w:t>
+      </w:r>
+      <w:r>
+        <w:t>|0⟩ has charge 2Q₀. Since [a, b] = [a, b†] = 0, the number operators N</w:t>
+      </w:r>
+      <w:r>
+        <w:rPr>
+          <w:vertAlign w:val="subscript"/>
+        </w:rPr>
+        <w:t>a</w:t>
+      </w:r>
+      <w:r>
+        <w:t xml:space="preserve"> = ∫a†a and N</w:t>
+      </w:r>
+      <w:r>
+        <w:rPr>
+          <w:vertAlign w:val="subscript"/>
+        </w:rPr>
+        <w:t>b</w:t>
+      </w:r>
+      <w:r>
+        <w:t xml:space="preserve"> = ∫b†b commute.</w:t>
       </w:r>
     </w:p>
     <w:p>
@@ -4643,7 +6364,115 @@
         <w:t xml:space="preserve"> </w:t>
       </w:r>
       <w:r>
-        <w:t>Expand |ψ⟩ in the occupation number basis, |ψ⟩ = Σc_{n}|{n}⟩. Then a_k|ψ⟩ = Σc_{n}√(n_k)|{n} with n_k lowered by 1⟩. Different {n} with n_k ≥ 1 give different states, so a_k|ψ⟩ = 0 requires c_{n}√(n_k) = 0, that is c_{n} = 0 whenever n_k ≥ 1. Requiring this for every k leaves only the component with all n_k = 0, so |ψ⟩ = c|0⟩.</w:t>
+        <w:t>Expand |ψ⟩ in the occupation number basis, |ψ⟩ = Σc</w:t>
+      </w:r>
+      <w:r>
+        <w:rPr>
+          <w:vertAlign w:val="subscript"/>
+        </w:rPr>
+        <w:t>n</w:t>
+      </w:r>
+      <w:r>
+        <w:t>|{n}⟩. Then a</w:t>
+      </w:r>
+      <w:r>
+        <w:rPr>
+          <w:vertAlign w:val="subscript"/>
+        </w:rPr>
+        <w:t>k</w:t>
+      </w:r>
+      <w:r>
+        <w:t>|ψ⟩ = Σc</w:t>
+      </w:r>
+      <w:r>
+        <w:rPr>
+          <w:vertAlign w:val="subscript"/>
+        </w:rPr>
+        <w:t>n</w:t>
+      </w:r>
+      <w:r>
+        <w:t>√(n</w:t>
+      </w:r>
+      <w:r>
+        <w:rPr>
+          <w:vertAlign w:val="subscript"/>
+        </w:rPr>
+        <w:t>k</w:t>
+      </w:r>
+      <w:r>
+        <w:t>)|{n} with n</w:t>
+      </w:r>
+      <w:r>
+        <w:rPr>
+          <w:vertAlign w:val="subscript"/>
+        </w:rPr>
+        <w:t>k</w:t>
+      </w:r>
+      <w:r>
+        <w:t xml:space="preserve"> lowered by 1⟩. Different {n} with n</w:t>
+      </w:r>
+      <w:r>
+        <w:rPr>
+          <w:vertAlign w:val="subscript"/>
+        </w:rPr>
+        <w:t>k</w:t>
+      </w:r>
+      <w:r>
+        <w:t xml:space="preserve"> ≥ 1 give different states, so a</w:t>
+      </w:r>
+      <w:r>
+        <w:rPr>
+          <w:vertAlign w:val="subscript"/>
+        </w:rPr>
+        <w:t>k</w:t>
+      </w:r>
+      <w:r>
+        <w:t>|ψ⟩ = 0 requires c</w:t>
+      </w:r>
+      <w:r>
+        <w:rPr>
+          <w:vertAlign w:val="subscript"/>
+        </w:rPr>
+        <w:t>n</w:t>
+      </w:r>
+      <w:r>
+        <w:t>√(n</w:t>
+      </w:r>
+      <w:r>
+        <w:rPr>
+          <w:vertAlign w:val="subscript"/>
+        </w:rPr>
+        <w:t>k</w:t>
+      </w:r>
+      <w:r>
+        <w:t>) = 0, that is c</w:t>
+      </w:r>
+      <w:r>
+        <w:rPr>
+          <w:vertAlign w:val="subscript"/>
+        </w:rPr>
+        <w:t>n</w:t>
+      </w:r>
+      <w:r>
+        <w:t xml:space="preserve"> = 0 whenever n</w:t>
+      </w:r>
+      <w:r>
+        <w:rPr>
+          <w:vertAlign w:val="subscript"/>
+        </w:rPr>
+        <w:t>k</w:t>
+      </w:r>
+      <w:r>
+        <w:t xml:space="preserve"> ≥ 1. Requiring this for every k leaves only the component with all n</w:t>
+      </w:r>
+      <w:r>
+        <w:rPr>
+          <w:vertAlign w:val="subscript"/>
+        </w:rPr>
+        <w:t>k</w:t>
+      </w:r>
+      <w:r>
+        <w:t xml:space="preserve"> = 0, so |ψ⟩ = c|0⟩.</w:t>
       </w:r>
     </w:p>
     <w:p>
@@ -4657,7 +6486,70 @@
         <w:t xml:space="preserve"> </w:t>
       </w:r>
       <w:r>
-        <w:t>Since P^μ|0⟩ = 0 in the normal-ordered convention, e^(iP·a)|0⟩ = |0⟩ and ⟨0|e^(−iP·a) = ⟨0|. Then ⟨0|φ(x + a)φ(y + a)|0⟩ = ⟨0|e^(iP·a)φ(x)e^(−iP·a)e^(iP·a)φ(y)e^(−iP·a)|0⟩ = ⟨0|φ(x)φ(y)|0⟩. This is why the two-point function depends only on x − y.</w:t>
+        <w:t>Since P</w:t>
+      </w:r>
+      <w:r>
+        <w:rPr>
+          <w:vertAlign w:val="superscript"/>
+        </w:rPr>
+        <w:t>μ</w:t>
+      </w:r>
+      <w:r>
+        <w:t>|0⟩ = 0 in the normal-ordered convention, e</w:t>
+      </w:r>
+      <w:r>
+        <w:rPr>
+          <w:vertAlign w:val="superscript"/>
+        </w:rPr>
+        <w:t>iP·a</w:t>
+      </w:r>
+      <w:r>
+        <w:t>|0⟩ = |0⟩ and ⟨0|e</w:t>
+      </w:r>
+      <w:r>
+        <w:rPr>
+          <w:vertAlign w:val="superscript"/>
+        </w:rPr>
+        <w:t>−iP·a</w:t>
+      </w:r>
+      <w:r>
+        <w:t xml:space="preserve"> = ⟨0|. Then ⟨0|φ(x + a)φ(y + a)|0⟩ = ⟨0|e</w:t>
+      </w:r>
+      <w:r>
+        <w:rPr>
+          <w:vertAlign w:val="superscript"/>
+        </w:rPr>
+        <w:t>iP·a</w:t>
+      </w:r>
+      <w:r>
+        <w:t>φ(x)e</w:t>
+      </w:r>
+      <w:r>
+        <w:rPr>
+          <w:vertAlign w:val="superscript"/>
+        </w:rPr>
+        <w:t>−iP·a</w:t>
+      </w:r>
+      <w:r>
+        <w:t>e</w:t>
+      </w:r>
+      <w:r>
+        <w:rPr>
+          <w:vertAlign w:val="superscript"/>
+        </w:rPr>
+        <w:t>iP·a</w:t>
+      </w:r>
+      <w:r>
+        <w:t>φ(y)e</w:t>
+      </w:r>
+      <w:r>
+        <w:rPr>
+          <w:vertAlign w:val="superscript"/>
+        </w:rPr>
+        <w:t>−iP·a</w:t>
+      </w:r>
+      <w:r>
+        <w:t>|0⟩ = ⟨0|φ(x)φ(y)|0⟩. This is why the two-point function depends only on x − y.</w:t>
       </w:r>
     </w:p>
     <w:p>
@@ -4685,7 +6577,43 @@
         <w:t xml:space="preserve"> </w:t>
       </w:r>
       <w:r>
-        <w:t>The number of states with exactly N quanta in M modes is C(N + M − 1, N). Summing over N = 0, …, N_max gives Σ_N C(N + M − 1, N) = C(N_max + M, M), by the hockey stick identity. For M = 3 and N_max = 2: 1 + 3 + 6 = 10 = C(5, 3) = 10.</w:t>
+        <w:t>The number of states with exactly N quanta in M modes is C(N + M − 1, N). Summing over N = 0, …, N</w:t>
+      </w:r>
+      <w:r>
+        <w:rPr>
+          <w:vertAlign w:val="subscript"/>
+        </w:rPr>
+        <w:t>max</w:t>
+      </w:r>
+      <w:r>
+        <w:t xml:space="preserve"> gives Σ</w:t>
+      </w:r>
+      <w:r>
+        <w:rPr>
+          <w:vertAlign w:val="subscript"/>
+        </w:rPr>
+        <w:t>N</w:t>
+      </w:r>
+      <w:r>
+        <w:t xml:space="preserve"> C(N + M − 1, N) = C(N</w:t>
+      </w:r>
+      <w:r>
+        <w:rPr>
+          <w:vertAlign w:val="subscript"/>
+        </w:rPr>
+        <w:t>max</w:t>
+      </w:r>
+      <w:r>
+        <w:t xml:space="preserve"> + M, M), by the hockey stick identity. For M = 3 and N</w:t>
+      </w:r>
+      <w:r>
+        <w:rPr>
+          <w:vertAlign w:val="subscript"/>
+        </w:rPr>
+        <w:t>max</w:t>
+      </w:r>
+      <w:r>
+        <w:t xml:space="preserve"> = 2: 1 + 3 + 6 = 10 = C(5, 3) = 10.</w:t>
       </w:r>
     </w:p>
     <w:p>
@@ -4693,71 +6621,12 @@
         <w:pStyle w:val="Heading2"/>
       </w:pPr>
       <w:r>
-        <w:t>Mastery checklist</w:t>
+        <w:t>Mastery check</w:t>
       </w:r>
     </w:p>
     <w:p>
-      <w:pPr>
-        <w:pStyle w:val="ListBullet"/>
-      </w:pPr>
-      <w:r>
-        <w:t>I can define the Fock space as a direct sum and explain why the symmetry of its states follows from the ladder commutators.</w:t>
-      </w:r>
-    </w:p>
-    <w:p>
-      <w:pPr>
-        <w:pStyle w:val="ListBullet"/>
-      </w:pPr>
-      <w:r>
-        <w:t>I can compute the norm and inner products of two-particle states and write the completeness relation with the factor 1/n!.</w:t>
-      </w:r>
-    </w:p>
-    <w:p>
-      <w:pPr>
-        <w:pStyle w:val="ListBullet"/>
-      </w:pPr>
-      <w:r>
-        <w:t>I can write the number, energy, and momentum operators as one-body operators.</w:t>
-      </w:r>
-    </w:p>
-    <w:p>
-      <w:pPr>
-        <w:pStyle w:val="ListBullet"/>
-      </w:pPr>
-      <w:r>
-        <w:t>I can normal order a product of ladder operators and show it removes the zero-point energy without changing energy differences.</w:t>
-      </w:r>
-    </w:p>
-    <w:p>
-      <w:pPr>
-        <w:pStyle w:val="ListBullet"/>
-      </w:pPr>
-      <w:r>
-        <w:t>I can split the field into φ⁺ and φ⁻ and derive φ(x)φ(y) = :φ(x)φ(y): + D(x − y).</w:t>
-      </w:r>
-    </w:p>
-    <w:p>
-      <w:pPr>
-        <w:pStyle w:val="ListBullet"/>
-      </w:pPr>
-      <w:r>
-        <w:t>I can derive the four-point vacuum expectation value as a sum over pairings and count the pairings for 2n fields.</w:t>
-      </w:r>
-    </w:p>
-    <w:p>
-      <w:pPr>
-        <w:pStyle w:val="ListBullet"/>
-      </w:pPr>
-      <w:r>
-        <w:t>I can explain the Casimir effect and estimate its size.</w:t>
-      </w:r>
-    </w:p>
-    <w:p>
-      <w:pPr>
-        <w:pStyle w:val="ListBullet"/>
-      </w:pPr>
-      <w:r>
-        <w:t>I can describe the Fock space for several species as a tensor product.</w:t>
+      <w:r>
+        <w:t>Before moving on, do the Core exercises without looking at the solutions and state this lesson's main result from memory. If both go smoothly, continue; if not, reread the sections the missed exercises cite.</w:t>
       </w:r>
     </w:p>
     <w:p>
@@ -4809,7 +6678,7 @@
         <w:color w:val="5A5A5A"/>
         <w:sz w:val="16"/>
       </w:rPr>
-      <w:t>QED Course   Lesson 35</w:t>
+      <w:t>A QED Course   Lesson 35</w:t>
     </w:r>
   </w:p>
 </w:hdr>
